--- a/portal/pt/files/KORbuild - Como o KORbuild se organiza.docx
+++ b/portal/pt/files/KORbuild - Como o KORbuild se organiza.docx
@@ -1377,19 +1377,6 @@
           <w:b w:val="0"/>
           <w:i w:val="0"/>
         </w:rPr>
-        <w:t>Como a construtora convida a prestadora e como as obras se ligam (hoje elas já vêm ligadas nos dados de exemplo). Isso vem com as concorrências e o banco de dados.</w:t>
-      </w:r>
-    </w:p>
-    <w:p>
-      <w:pPr>
-        <w:pStyle w:val="ListBullet"/>
-        <w:shd w:val="clear" w:color="auto" w:fill="FEF3F2"/>
-      </w:pPr>
-      <w:r>
-        <w:rPr>
-          <w:b w:val="0"/>
-          <w:i w:val="0"/>
-        </w:rPr>
         <w:t>Se a prestadora pode escolher compartilhar menos (por exemplo, horas sem os nomes).</w:t>
       </w:r>
     </w:p>
